--- a/Base Application.Source/Manufacturing/Reports/SubcontractorDispatchList.docx
+++ b/Base Application.Source/Manufacturing/Reports/SubcontractorDispatchList.docx
@@ -698,7 +698,7 @@
                     <w:placeholder>
                       <w:docPart w:val="E857F3B858F74C21A81DB4D4C7AA2CB9"/>
                     </w:placeholder>
-                    <w15:dataBinding w:prefixMappings="xmlns:ns0='urn:microsoft-dynamics-nav/reports/Subcontractor_Dispatch_List/50030/' " w:xpath="/ns0:NavWordReportXmlPart[1]/ns0:Vendor[1]/ns0:No_VendorCaption[1]" w:storeItemID="{2DAD5BF8-CE31-4524-96CF-DFB2A9889D13}"/>
+                    <w15:dataBinding w:prefixMappings="xmlns:ns0='urn:microsoft-dynamics-nav/reports/Subcontractor_Dispatch_List/99000789/'" w:xpath="/ns0:NavWordReportXmlPart[1]/ns0:Vendor[1]/ns0:No_VendorCaption[1]" w:storeItemID="{2DAD5BF8-CE31-4524-96CF-DFB2A9889D13}"/>
                   </w:sdtPr>
                   <w:sdtContent>
                     <w:tc>
@@ -749,7 +749,7 @@
                     <w:placeholder>
                       <w:docPart w:val="E857F3B858F74C21A81DB4D4C7AA2CB9"/>
                     </w:placeholder>
-                    <w15:dataBinding w:prefixMappings="xmlns:ns0='urn:microsoft-dynamics-nav/reports/Subcontractor_Dispatch_List/50030/' " w:xpath="/ns0:NavWordReportXmlPart[1]/ns0:Vendor[1]/ns0:No_Vendor[1]" w:storeItemID="{2DAD5BF8-CE31-4524-96CF-DFB2A9889D13}"/>
+                    <w15:dataBinding w:prefixMappings="xmlns:ns0='urn:microsoft-dynamics-nav/reports/Subcontractor_Dispatch_List/99000789/'" w:xpath="/ns0:NavWordReportXmlPart[1]/ns0:Vendor[1]/ns0:No_Vendor[1]" w:storeItemID="{2DAD5BF8-CE31-4524-96CF-DFB2A9889D13}"/>
                   </w:sdtPr>
                   <w:sdtContent>
                     <w:tc>
@@ -900,7 +900,7 @@
                     <w:placeholder>
                       <w:docPart w:val="E857F3B858F74C21A81DB4D4C7AA2CB9"/>
                     </w:placeholder>
-                    <w15:dataBinding w:prefixMappings="xmlns:ns0='urn:microsoft-dynamics-nav/reports/Subcontractor_Dispatch_List/50030/' " w:xpath="/ns0:NavWordReportXmlPart[1]/ns0:Vendor[1]/ns0:Name_VendorCaption[1]" w:storeItemID="{2DAD5BF8-CE31-4524-96CF-DFB2A9889D13}"/>
+                    <w15:dataBinding w:prefixMappings="xmlns:ns0='urn:microsoft-dynamics-nav/reports/Subcontractor_Dispatch_List/99000789/'" w:xpath="/ns0:NavWordReportXmlPart[1]/ns0:Vendor[1]/ns0:Name_VendorCaption[1]" w:storeItemID="{2DAD5BF8-CE31-4524-96CF-DFB2A9889D13}"/>
                   </w:sdtPr>
                   <w:sdtContent>
                     <w:tc>
@@ -951,7 +951,7 @@
                     <w:placeholder>
                       <w:docPart w:val="E857F3B858F74C21A81DB4D4C7AA2CB9"/>
                     </w:placeholder>
-                    <w15:dataBinding w:prefixMappings="xmlns:ns0='urn:microsoft-dynamics-nav/reports/Subcontractor_Dispatch_List/50030/' " w:xpath="/ns0:NavWordReportXmlPart[1]/ns0:Vendor[1]/ns0:Name_Vendor[1]" w:storeItemID="{2DAD5BF8-CE31-4524-96CF-DFB2A9889D13}"/>
+                    <w15:dataBinding w:prefixMappings="xmlns:ns0='urn:microsoft-dynamics-nav/reports/Subcontractor_Dispatch_List/99000789/'" w:xpath="/ns0:NavWordReportXmlPart[1]/ns0:Vendor[1]/ns0:Name_Vendor[1]" w:storeItemID="{2DAD5BF8-CE31-4524-96CF-DFB2A9889D13}"/>
                   </w:sdtPr>
                   <w:sdtContent>
                     <w:tc>
@@ -1288,7 +1288,7 @@
                             <w:placeholder>
                               <w:docPart w:val="E857F3B858F74C21A81DB4D4C7AA2CB9"/>
                             </w:placeholder>
-                            <w15:dataBinding w:prefixMappings="xmlns:ns0='urn:microsoft-dynamics-nav/reports/Subcontractor_Dispatch_List/50030/' " w:xpath="/ns0:NavWordReportXmlPart[1]/ns0:Vendor[1]/ns0:Work_Center[1]/ns0:No_WorkCenterCaption[1]" w:storeItemID="{2DAD5BF8-CE31-4524-96CF-DFB2A9889D13}"/>
+                            <w15:dataBinding w:prefixMappings="xmlns:ns0='urn:microsoft-dynamics-nav/reports/Subcontractor_Dispatch_List/99000789/'" w:xpath="/ns0:NavWordReportXmlPart[1]/ns0:Vendor[1]/ns0:Work_Center[1]/ns0:No_WorkCenterCaption[1]" w:storeItemID="{2DAD5BF8-CE31-4524-96CF-DFB2A9889D13}"/>
                           </w:sdtPr>
                           <w:sdtContent>
                             <w:tc>
@@ -1339,7 +1339,7 @@
                             <w:placeholder>
                               <w:docPart w:val="E857F3B858F74C21A81DB4D4C7AA2CB9"/>
                             </w:placeholder>
-                            <w15:dataBinding w:prefixMappings="xmlns:ns0='urn:microsoft-dynamics-nav/reports/Subcontractor_Dispatch_List/50030/' " w:xpath="/ns0:NavWordReportXmlPart[1]/ns0:Vendor[1]/ns0:Work_Center[1]/ns0:No_WorkCenter[1]" w:storeItemID="{2DAD5BF8-CE31-4524-96CF-DFB2A9889D13}"/>
+                            <w15:dataBinding w:prefixMappings="xmlns:ns0='urn:microsoft-dynamics-nav/reports/Subcontractor_Dispatch_List/99000789/'" w:xpath="/ns0:NavWordReportXmlPart[1]/ns0:Vendor[1]/ns0:Work_Center[1]/ns0:No_WorkCenter[1]" w:storeItemID="{2DAD5BF8-CE31-4524-96CF-DFB2A9889D13}"/>
                           </w:sdtPr>
                           <w:sdtContent>
                             <w:tc>
@@ -1490,7 +1490,7 @@
                             <w:placeholder>
                               <w:docPart w:val="E857F3B858F74C21A81DB4D4C7AA2CB9"/>
                             </w:placeholder>
-                            <w15:dataBinding w:prefixMappings="xmlns:ns0='urn:microsoft-dynamics-nav/reports/Subcontractor_Dispatch_List/50030/' " w:xpath="/ns0:NavWordReportXmlPart[1]/ns0:Vendor[1]/ns0:Work_Center[1]/ns0:Name_WorkCenterCaption[1]" w:storeItemID="{2DAD5BF8-CE31-4524-96CF-DFB2A9889D13}"/>
+                            <w15:dataBinding w:prefixMappings="xmlns:ns0='urn:microsoft-dynamics-nav/reports/Subcontractor_Dispatch_List/99000789/'" w:xpath="/ns0:NavWordReportXmlPart[1]/ns0:Vendor[1]/ns0:Work_Center[1]/ns0:Name_WorkCenterCaption[1]" w:storeItemID="{2DAD5BF8-CE31-4524-96CF-DFB2A9889D13}"/>
                           </w:sdtPr>
                           <w:sdtContent>
                             <w:tc>
@@ -1541,7 +1541,7 @@
                             <w:placeholder>
                               <w:docPart w:val="E857F3B858F74C21A81DB4D4C7AA2CB9"/>
                             </w:placeholder>
-                            <w15:dataBinding w:prefixMappings="xmlns:ns0='urn:microsoft-dynamics-nav/reports/Subcontractor_Dispatch_List/50030/' " w:xpath="/ns0:NavWordReportXmlPart[1]/ns0:Vendor[1]/ns0:Work_Center[1]/ns0:Name_WorkCenter[1]" w:storeItemID="{2DAD5BF8-CE31-4524-96CF-DFB2A9889D13}"/>
+                            <w15:dataBinding w:prefixMappings="xmlns:ns0='urn:microsoft-dynamics-nav/reports/Subcontractor_Dispatch_List/99000789/'" w:xpath="/ns0:NavWordReportXmlPart[1]/ns0:Vendor[1]/ns0:Work_Center[1]/ns0:Name_WorkCenter[1]" w:storeItemID="{2DAD5BF8-CE31-4524-96CF-DFB2A9889D13}"/>
                           </w:sdtPr>
                           <w:sdtContent>
                             <w:tc>
@@ -1878,7 +1878,7 @@
                                     <w:placeholder>
                                       <w:docPart w:val="E857F3B858F74C21A81DB4D4C7AA2CB9"/>
                                     </w:placeholder>
-                                    <w15:dataBinding w:prefixMappings="xmlns:ns0='urn:microsoft-dynamics-nav/reports/Subcontractor_Dispatch_List/50030/' " w:xpath="/ns0:NavWordReportXmlPart[1]/ns0:Vendor[1]/ns0:Work_Center[1]/ns0:Prod_Order_Routing_Line[1]/ns0:PONo_ProdOrderRtngLine[1]" w:storeItemID="{2DAD5BF8-CE31-4524-96CF-DFB2A9889D13}"/>
+                                    <w15:dataBinding w:prefixMappings="xmlns:ns0='urn:microsoft-dynamics-nav/reports/Subcontractor_Dispatch_List/99000789/'" w:xpath="/ns0:NavWordReportXmlPart[1]/ns0:Vendor[1]/ns0:Work_Center[1]/ns0:Prod_Order_Routing_Line[1]/ns0:PONo_ProdOrderRtngLine[1]" w:storeItemID="{2DAD5BF8-CE31-4524-96CF-DFB2A9889D13}"/>
                                   </w:sdtPr>
                                   <w:sdtContent>
                                     <w:tc>
@@ -1927,7 +1927,7 @@
                                     <w:placeholder>
                                       <w:docPart w:val="E857F3B858F74C21A81DB4D4C7AA2CB9"/>
                                     </w:placeholder>
-                                    <w15:dataBinding w:prefixMappings="xmlns:ns0='urn:microsoft-dynamics-nav/reports/Subcontractor_Dispatch_List/50030/' " w:xpath="/ns0:NavWordReportXmlPart[1]/ns0:Vendor[1]/ns0:Work_Center[1]/ns0:Prod_Order_Routing_Line[1]/ns0:OprtnNo_ProdOrderRtngLine[1]" w:storeItemID="{2DAD5BF8-CE31-4524-96CF-DFB2A9889D13}"/>
+                                    <w15:dataBinding w:prefixMappings="xmlns:ns0='urn:microsoft-dynamics-nav/reports/Subcontractor_Dispatch_List/99000789/'" w:xpath="/ns0:NavWordReportXmlPart[1]/ns0:Vendor[1]/ns0:Work_Center[1]/ns0:Prod_Order_Routing_Line[1]/ns0:OprtnNo_ProdOrderRtngLine[1]" w:storeItemID="{2DAD5BF8-CE31-4524-96CF-DFB2A9889D13}"/>
                                   </w:sdtPr>
                                   <w:sdtContent>
                                     <w:tc>
@@ -1973,7 +1973,7 @@
                                     <w:placeholder>
                                       <w:docPart w:val="E857F3B858F74C21A81DB4D4C7AA2CB9"/>
                                     </w:placeholder>
-                                    <w15:dataBinding w:prefixMappings="xmlns:ns0='urn:microsoft-dynamics-nav/reports/Subcontractor_Dispatch_List/50030/' " w:xpath="/ns0:NavWordReportXmlPart[1]/ns0:Vendor[1]/ns0:Work_Center[1]/ns0:Prod_Order_Routing_Line[1]/ns0:Desc_ProdOrderRtngLine[1]" w:storeItemID="{2DAD5BF8-CE31-4524-96CF-DFB2A9889D13}"/>
+                                    <w15:dataBinding w:prefixMappings="xmlns:ns0='urn:microsoft-dynamics-nav/reports/Subcontractor_Dispatch_List/99000789/'" w:xpath="/ns0:NavWordReportXmlPart[1]/ns0:Vendor[1]/ns0:Work_Center[1]/ns0:Prod_Order_Routing_Line[1]/ns0:Desc_ProdOrderRtngLine[1]" w:storeItemID="{2DAD5BF8-CE31-4524-96CF-DFB2A9889D13}"/>
                                   </w:sdtPr>
                                   <w:sdtContent>
                                     <w:tc>
@@ -2020,7 +2020,7 @@
                                     <w:placeholder>
                                       <w:docPart w:val="E857F3B858F74C21A81DB4D4C7AA2CB9"/>
                                     </w:placeholder>
-                                    <w15:dataBinding w:prefixMappings="xmlns:ns0='urn:microsoft-dynamics-nav/reports/Subcontractor_Dispatch_List/50030/' " w:xpath="/ns0:NavWordReportXmlPart[1]/ns0:Vendor[1]/ns0:Work_Center[1]/ns0:Prod_Order_Routing_Line[1]/ns0:StrtDt_ProdOrderRtngLine[1]" w:storeItemID="{2DAD5BF8-CE31-4524-96CF-DFB2A9889D13}"/>
+                                    <w15:dataBinding w:prefixMappings="xmlns:ns0='urn:microsoft-dynamics-nav/reports/Subcontractor_Dispatch_List/99000789/'" w:xpath="/ns0:NavWordReportXmlPart[1]/ns0:Vendor[1]/ns0:Work_Center[1]/ns0:Prod_Order_Routing_Line[1]/ns0:StrtDt_ProdOrderRtngLine[1]" w:storeItemID="{2DAD5BF8-CE31-4524-96CF-DFB2A9889D13}"/>
                                   </w:sdtPr>
                                   <w:sdtContent>
                                     <w:tc>
@@ -2066,7 +2066,7 @@
                                     <w:placeholder>
                                       <w:docPart w:val="E857F3B858F74C21A81DB4D4C7AA2CB9"/>
                                     </w:placeholder>
-                                    <w15:dataBinding w:prefixMappings="xmlns:ns0='urn:microsoft-dynamics-nav/reports/Subcontractor_Dispatch_List/50030/' " w:xpath="/ns0:NavWordReportXmlPart[1]/ns0:Vendor[1]/ns0:Work_Center[1]/ns0:Prod_Order_Routing_Line[1]/ns0:EndDate_ProdOrderRtngLine[1]" w:storeItemID="{2DAD5BF8-CE31-4524-96CF-DFB2A9889D13}"/>
+                                    <w15:dataBinding w:prefixMappings="xmlns:ns0='urn:microsoft-dynamics-nav/reports/Subcontractor_Dispatch_List/99000789/'" w:xpath="/ns0:NavWordReportXmlPart[1]/ns0:Vendor[1]/ns0:Work_Center[1]/ns0:Prod_Order_Routing_Line[1]/ns0:EndDate_ProdOrderRtngLine[1]" w:storeItemID="{2DAD5BF8-CE31-4524-96CF-DFB2A9889D13}"/>
                                   </w:sdtPr>
                                   <w:sdtContent>
                                     <w:tc>
@@ -2249,7 +2249,7 @@
                                             <w:placeholder>
                                               <w:docPart w:val="E857F3B858F74C21A81DB4D4C7AA2CB9"/>
                                             </w:placeholder>
-                                            <w15:dataBinding w:prefixMappings="xmlns:ns0='urn:microsoft-dynamics-nav/reports/Subcontractor_Dispatch_List/50030/' " w:xpath="/ns0:NavWordReportXmlPart[1]/ns0:Vendor[1]/ns0:Work_Center[1]/ns0:Prod_Order_Routing_Line[1]/ns0:Prod_Order_Line[1]/ns0:ItemNo_ProdOrderLine[1]" w:storeItemID="{2DAD5BF8-CE31-4524-96CF-DFB2A9889D13}"/>
+                                            <w15:dataBinding w:prefixMappings="xmlns:ns0='urn:microsoft-dynamics-nav/reports/Subcontractor_Dispatch_List/99000789/'" w:xpath="/ns0:NavWordReportXmlPart[1]/ns0:Vendor[1]/ns0:Work_Center[1]/ns0:Prod_Order_Routing_Line[1]/ns0:Prod_Order_Line[1]/ns0:ItemNo_ProdOrderLine[1]" w:storeItemID="{2DAD5BF8-CE31-4524-96CF-DFB2A9889D13}"/>
                                           </w:sdtPr>
                                           <w:sdtContent>
                                             <w:tc>
@@ -2295,7 +2295,7 @@
                                             <w:placeholder>
                                               <w:docPart w:val="E857F3B858F74C21A81DB4D4C7AA2CB9"/>
                                             </w:placeholder>
-                                            <w15:dataBinding w:prefixMappings="xmlns:ns0='urn:microsoft-dynamics-nav/reports/Subcontractor_Dispatch_List/50030/' " w:xpath="/ns0:NavWordReportXmlPart[1]/ns0:Vendor[1]/ns0:Work_Center[1]/ns0:Prod_Order_Routing_Line[1]/ns0:Prod_Order_Line[1]/ns0:Desc_ProdOrderLine[1]" w:storeItemID="{2DAD5BF8-CE31-4524-96CF-DFB2A9889D13}"/>
+                                            <w15:dataBinding w:prefixMappings="xmlns:ns0='urn:microsoft-dynamics-nav/reports/Subcontractor_Dispatch_List/99000789/'" w:xpath="/ns0:NavWordReportXmlPart[1]/ns0:Vendor[1]/ns0:Work_Center[1]/ns0:Prod_Order_Routing_Line[1]/ns0:Prod_Order_Line[1]/ns0:Desc_ProdOrderLine[1]" w:storeItemID="{2DAD5BF8-CE31-4524-96CF-DFB2A9889D13}"/>
                                           </w:sdtPr>
                                           <w:sdtContent>
                                             <w:tc>
@@ -2340,7 +2340,7 @@
                                             <w:placeholder>
                                               <w:docPart w:val="E857F3B858F74C21A81DB4D4C7AA2CB9"/>
                                             </w:placeholder>
-                                            <w15:dataBinding w:prefixMappings="xmlns:ns0='urn:microsoft-dynamics-nav/reports/Subcontractor_Dispatch_List/50030/' " w:xpath="/ns0:NavWordReportXmlPart[1]/ns0:Vendor[1]/ns0:Work_Center[1]/ns0:Prod_Order_Routing_Line[1]/ns0:Prod_Order_Line[1]/ns0:RemaingQty_ProdOrderLine[1]" w:storeItemID="{2DAD5BF8-CE31-4524-96CF-DFB2A9889D13}"/>
+                                            <w15:dataBinding w:prefixMappings="xmlns:ns0='urn:microsoft-dynamics-nav/reports/Subcontractor_Dispatch_List/99000789/'" w:xpath="/ns0:NavWordReportXmlPart[1]/ns0:Vendor[1]/ns0:Work_Center[1]/ns0:Prod_Order_Routing_Line[1]/ns0:Prod_Order_Line[1]/ns0:RemaingQty_ProdOrderLine[1]" w:storeItemID="{2DAD5BF8-CE31-4524-96CF-DFB2A9889D13}"/>
                                           </w:sdtPr>
                                           <w:sdtContent>
                                             <w:tc>
@@ -2386,7 +2386,7 @@
                                             <w:placeholder>
                                               <w:docPart w:val="E857F3B858F74C21A81DB4D4C7AA2CB9"/>
                                             </w:placeholder>
-                                            <w15:dataBinding w:prefixMappings="xmlns:ns0='urn:microsoft-dynamics-nav/reports/Subcontractor_Dispatch_List/50030/' " w:xpath="/ns0:NavWordReportXmlPart[1]/ns0:Vendor[1]/ns0:Work_Center[1]/ns0:Prod_Order_Routing_Line[1]/ns0:Prod_Order_Line[1]/ns0:PurchLineDocNo[1]" w:storeItemID="{2DAD5BF8-CE31-4524-96CF-DFB2A9889D13}"/>
+                                            <w15:dataBinding w:prefixMappings="xmlns:ns0='urn:microsoft-dynamics-nav/reports/Subcontractor_Dispatch_List/99000789/'" w:xpath="/ns0:NavWordReportXmlPart[1]/ns0:Vendor[1]/ns0:Work_Center[1]/ns0:Prod_Order_Routing_Line[1]/ns0:Prod_Order_Line[1]/ns0:PurchLineDocNo[1]" w:storeItemID="{2DAD5BF8-CE31-4524-96CF-DFB2A9889D13}"/>
                                           </w:sdtPr>
                                           <w:sdtContent>
                                             <w:tc>
@@ -2432,7 +2432,7 @@
                                             <w:placeholder>
                                               <w:docPart w:val="E857F3B858F74C21A81DB4D4C7AA2CB9"/>
                                             </w:placeholder>
-                                            <w15:dataBinding w:prefixMappings="xmlns:ns0='urn:microsoft-dynamics-nav/reports/Subcontractor_Dispatch_List/50030/' " w:xpath="/ns0:NavWordReportXmlPart[1]/ns0:Vendor[1]/ns0:Work_Center[1]/ns0:Prod_Order_Routing_Line[1]/ns0:Prod_Order_Line[1]/ns0:PurchLineOutstandingQty[1]" w:storeItemID="{2DAD5BF8-CE31-4524-96CF-DFB2A9889D13}"/>
+                                            <w15:dataBinding w:prefixMappings="xmlns:ns0='urn:microsoft-dynamics-nav/reports/Subcontractor_Dispatch_List/99000789/'" w:xpath="/ns0:NavWordReportXmlPart[1]/ns0:Vendor[1]/ns0:Work_Center[1]/ns0:Prod_Order_Routing_Line[1]/ns0:Prod_Order_Line[1]/ns0:PurchLineOutstandingQty[1]" w:storeItemID="{2DAD5BF8-CE31-4524-96CF-DFB2A9889D13}"/>
                                           </w:sdtPr>
                                           <w:sdtContent>
                                             <w:tc>
@@ -2478,7 +2478,7 @@
                                             <w:placeholder>
                                               <w:docPart w:val="E857F3B858F74C21A81DB4D4C7AA2CB9"/>
                                             </w:placeholder>
-                                            <w15:dataBinding w:prefixMappings="xmlns:ns0='urn:microsoft-dynamics-nav/reports/Subcontractor_Dispatch_List/50030/' " w:xpath="/ns0:NavWordReportXmlPart[1]/ns0:Vendor[1]/ns0:Work_Center[1]/ns0:Prod_Order_Routing_Line[1]/ns0:Prod_Order_Line[1]/ns0:UOMCode_ProdOrderLine[1]" w:storeItemID="{2DAD5BF8-CE31-4524-96CF-DFB2A9889D13}"/>
+                                            <w15:dataBinding w:prefixMappings="xmlns:ns0='urn:microsoft-dynamics-nav/reports/Subcontractor_Dispatch_List/99000789/'" w:xpath="/ns0:NavWordReportXmlPart[1]/ns0:Vendor[1]/ns0:Work_Center[1]/ns0:Prod_Order_Routing_Line[1]/ns0:Prod_Order_Line[1]/ns0:UOMCode_ProdOrderLine[1]" w:storeItemID="{2DAD5BF8-CE31-4524-96CF-DFB2A9889D13}"/>
                                           </w:sdtPr>
                                           <w:sdtContent>
                                             <w:tc>
@@ -2748,7 +2748,7 @@
                                                 <w:placeholder>
                                                   <w:docPart w:val="DefaultPlaceholder_-1854013440"/>
                                                 </w:placeholder>
-                                                <w15:dataBinding w:prefixMappings="xmlns:ns0='urn:microsoft-dynamics-nav/reports/FS_YSC_SubcontractorDispatch/50030/' " w:xpath="/ns0:NavWordReportXmlPart[1]/ns0:Vendor[1]/ns0:Work_Center[1]/ns0:Prod_Order_Routing_Line[1]/ns0:Prod_Order_Line[1]/ns0:Prod_Order_Component[1]/ns0:ComponentsneededCaption[1]" w:storeItemID="{82DB5597-D743-4477-94A7-CA4D34DB2A23}" w16sdtdh:storeItemChecksum="N7ePWA=="/>
+                                                <w15:dataBinding w:prefixMappings="xmlns:ns0='urn:microsoft-dynamics-nav/reports/Subcontractor_Dispatch_List/99000789/'" w:xpath="/ns0:NavWordReportXmlPart[1]/ns0:Vendor[1]/ns0:Work_Center[1]/ns0:Prod_Order_Routing_Line[1]/ns0:Prod_Order_Line[1]/ns0:Prod_Order_Component[1]/ns0:ComponentsneededCaption[1]" w:storeItemID="{82DB5597-D743-4477-94A7-CA4D34DB2A23}" w16sdtdh:storeItemChecksum="N7ePWA=="/>
                                               </w:sdtPr>
                                               <w:sdtContent>
                                                 <w:tc>
@@ -2949,7 +2949,7 @@
                                                     <w:placeholder>
                                                       <w:docPart w:val="DefaultPlaceholder_-1854013440"/>
                                                     </w:placeholder>
-                                                    <w15:dataBinding w:prefixMappings="xmlns:ns0='urn:microsoft-dynamics-nav/reports/FS_YSC_SubcontractorDispatch/50030/' " w:xpath="/ns0:NavWordReportXmlPart[1]/ns0:Vendor[1]/ns0:Work_Center[1]/ns0:Prod_Order_Routing_Line[1]/ns0:Prod_Order_Line[1]/ns0:Prod_Order_Component[1]/ns0:ItemNo_ProdOrderComp[1]" w:storeItemID="{82DB5597-D743-4477-94A7-CA4D34DB2A23}" w16sdtdh:storeItemChecksum="N7ePWA=="/>
+                                                    <w15:dataBinding w:prefixMappings="xmlns:ns0='urn:microsoft-dynamics-nav/reports/Subcontractor_Dispatch_List/99000789/'" w:xpath="/ns0:NavWordReportXmlPart[1]/ns0:Vendor[1]/ns0:Work_Center[1]/ns0:Prod_Order_Routing_Line[1]/ns0:Prod_Order_Line[1]/ns0:Prod_Order_Component[1]/ns0:ItemNo_ProdOrderComp[1]" w:storeItemID="{82DB5597-D743-4477-94A7-CA4D34DB2A23}" w16sdtdh:storeItemChecksum="N7ePWA=="/>
                                                   </w:sdtPr>
                                                   <w:sdtContent>
                                                     <w:tc>
@@ -2994,7 +2994,7 @@
                                                     <w:placeholder>
                                                       <w:docPart w:val="DefaultPlaceholder_-1854013440"/>
                                                     </w:placeholder>
-                                                    <w15:dataBinding w:prefixMappings="xmlns:ns0='urn:microsoft-dynamics-nav/reports/FS_YSC_SubcontractorDispatch/50030/' " w:xpath="/ns0:NavWordReportXmlPart[1]/ns0:Vendor[1]/ns0:Work_Center[1]/ns0:Prod_Order_Routing_Line[1]/ns0:Prod_Order_Line[1]/ns0:Prod_Order_Component[1]/ns0:Desc_ProdOrderComp[1]" w:storeItemID="{82DB5597-D743-4477-94A7-CA4D34DB2A23}" w16sdtdh:storeItemChecksum="N7ePWA=="/>
+                                                    <w15:dataBinding w:prefixMappings="xmlns:ns0='urn:microsoft-dynamics-nav/reports/Subcontractor_Dispatch_List/99000789/'" w:xpath="/ns0:NavWordReportXmlPart[1]/ns0:Vendor[1]/ns0:Work_Center[1]/ns0:Prod_Order_Routing_Line[1]/ns0:Prod_Order_Line[1]/ns0:Prod_Order_Component[1]/ns0:Desc_ProdOrderComp[1]" w:storeItemID="{82DB5597-D743-4477-94A7-CA4D34DB2A23}" w16sdtdh:storeItemChecksum="N7ePWA=="/>
                                                   </w:sdtPr>
                                                   <w:sdtContent>
                                                     <w:tc>
@@ -3040,7 +3040,7 @@
                                                     <w:placeholder>
                                                       <w:docPart w:val="DefaultPlaceholder_-1854013440"/>
                                                     </w:placeholder>
-                                                    <w15:dataBinding w:prefixMappings="xmlns:ns0='urn:microsoft-dynamics-nav/reports/FS_YSC_SubcontractorDispatch/50030/' " w:xpath="/ns0:NavWordReportXmlPart[1]/ns0:Vendor[1]/ns0:Work_Center[1]/ns0:Prod_Order_Routing_Line[1]/ns0:Prod_Order_Line[1]/ns0:Prod_Order_Component[1]/ns0:RemaingQty_ProdOrderComp[1]" w:storeItemID="{82DB5597-D743-4477-94A7-CA4D34DB2A23}" w16sdtdh:storeItemChecksum="N7ePWA=="/>
+                                                    <w15:dataBinding w:prefixMappings="xmlns:ns0='urn:microsoft-dynamics-nav/reports/Subcontractor_Dispatch_List/99000789/'" w:xpath="/ns0:NavWordReportXmlPart[1]/ns0:Vendor[1]/ns0:Work_Center[1]/ns0:Prod_Order_Routing_Line[1]/ns0:Prod_Order_Line[1]/ns0:Prod_Order_Component[1]/ns0:RemaingQty_ProdOrderComp[1]" w:storeItemID="{82DB5597-D743-4477-94A7-CA4D34DB2A23}" w16sdtdh:storeItemChecksum="N7ePWA=="/>
                                                   </w:sdtPr>
                                                   <w:sdtContent>
                                                     <w:tc>
@@ -3117,7 +3117,7 @@
                                                     <w:placeholder>
                                                       <w:docPart w:val="DefaultPlaceholder_-1854013440"/>
                                                     </w:placeholder>
-                                                    <w15:dataBinding w:prefixMappings="xmlns:ns0='urn:microsoft-dynamics-nav/reports/FS_YSC_SubcontractorDispatch/50030/' " w:xpath="/ns0:NavWordReportXmlPart[1]/ns0:Vendor[1]/ns0:Work_Center[1]/ns0:Prod_Order_Routing_Line[1]/ns0:Prod_Order_Line[1]/ns0:Prod_Order_Component[1]/ns0:UOMCode_ProdOrderComp[1]" w:storeItemID="{82DB5597-D743-4477-94A7-CA4D34DB2A23}" w16sdtdh:storeItemChecksum="N7ePWA=="/>
+                                                    <w15:dataBinding w:prefixMappings="xmlns:ns0='urn:microsoft-dynamics-nav/reports/Subcontractor_Dispatch_List/99000789/'" w:xpath="/ns0:NavWordReportXmlPart[1]/ns0:Vendor[1]/ns0:Work_Center[1]/ns0:Prod_Order_Routing_Line[1]/ns0:Prod_Order_Line[1]/ns0:Prod_Order_Component[1]/ns0:UOMCode_ProdOrderComp[1]" w:storeItemID="{82DB5597-D743-4477-94A7-CA4D34DB2A23}" w16sdtdh:storeItemChecksum="N7ePWA=="/>
                                                   </w:sdtPr>
                                                   <w:sdtContent>
                                                     <w:tc>
